--- a/client/public/Cricket Rules.docx
+++ b/client/public/Cricket Rules.docx
@@ -8,6 +8,7 @@
         <w:ind w:left="0" w:firstLine="0"/>
         <w:jc w:val="center"/>
         <w:rPr>
+          <w:rFonts w:ascii="Aptos" w:hAnsi="Aptos"/>
           <w:bCs/>
           <w:color w:val="000000" w:themeColor="text1"/>
           <w:sz w:val="36"/>
@@ -27,6 +28,91 @@
       </w:pPr>
       <w:r>
         <w:rPr>
+          <w:rFonts w:ascii="Aptos" w:hAnsi="Aptos"/>
+          <w:noProof/>
+        </w:rPr>
+        <w:drawing>
+          <wp:inline distT="0" distB="0" distL="0" distR="0" wp14:anchorId="67708CFB" wp14:editId="63DD5BF0">
+            <wp:extent cx="1828800" cy="1828800"/>
+            <wp:effectExtent l="0" t="0" r="0" b="0"/>
+            <wp:docPr id="1033627689" name="Picture 1"/>
+            <wp:cNvGraphicFramePr>
+              <a:graphicFrameLocks xmlns:a="http://schemas.openxmlformats.org/drawingml/2006/main" noChangeAspect="1"/>
+            </wp:cNvGraphicFramePr>
+            <a:graphic xmlns:a="http://schemas.openxmlformats.org/drawingml/2006/main">
+              <a:graphicData uri="http://schemas.openxmlformats.org/drawingml/2006/picture">
+                <pic:pic xmlns:pic="http://schemas.openxmlformats.org/drawingml/2006/picture">
+                  <pic:nvPicPr>
+                    <pic:cNvPr id="0" name="Picture 1"/>
+                    <pic:cNvPicPr>
+                      <a:picLocks noChangeAspect="1" noChangeArrowheads="1"/>
+                    </pic:cNvPicPr>
+                  </pic:nvPicPr>
+                  <pic:blipFill>
+                    <a:blip r:embed="rId5">
+                      <a:extLst>
+                        <a:ext uri="{28A0092B-C50C-407E-A947-70E740481C1C}">
+                          <a14:useLocalDpi xmlns:a14="http://schemas.microsoft.com/office/drawing/2010/main" val="0"/>
+                        </a:ext>
+                      </a:extLst>
+                    </a:blip>
+                    <a:srcRect/>
+                    <a:stretch>
+                      <a:fillRect/>
+                    </a:stretch>
+                  </pic:blipFill>
+                  <pic:spPr bwMode="auto">
+                    <a:xfrm>
+                      <a:off x="0" y="0"/>
+                      <a:ext cx="1828800" cy="1828800"/>
+                    </a:xfrm>
+                    <a:prstGeom prst="rect">
+                      <a:avLst/>
+                    </a:prstGeom>
+                    <a:noFill/>
+                    <a:ln>
+                      <a:noFill/>
+                    </a:ln>
+                  </pic:spPr>
+                </pic:pic>
+              </a:graphicData>
+            </a:graphic>
+          </wp:inline>
+        </w:drawing>
+      </w:r>
+    </w:p>
+    <w:p>
+      <w:pPr>
+        <w:spacing w:after="0" w:line="259" w:lineRule="auto"/>
+        <w:ind w:left="0" w:firstLine="0"/>
+        <w:jc w:val="center"/>
+        <w:rPr>
+          <w:rFonts w:ascii="Aptos" w:hAnsi="Aptos"/>
+          <w:bCs/>
+          <w:color w:val="000000" w:themeColor="text1"/>
+          <w:sz w:val="14"/>
+          <w:szCs w:val="14"/>
+          <w:u w:val="single"/>
+          <w14:shadow w14:blurRad="38100" w14:dist="19050" w14:dir="2700000" w14:sx="100000" w14:sy="100000" w14:kx="0" w14:ky="0" w14:algn="tl">
+            <w14:schemeClr w14:val="dk1">
+              <w14:alpha w14:val="60000"/>
+            </w14:schemeClr>
+          </w14:shadow>
+          <w14:textOutline w14:w="0" w14:cap="flat" w14:cmpd="sng" w14:algn="ctr">
+            <w14:noFill/>
+            <w14:prstDash w14:val="solid"/>
+            <w14:round/>
+          </w14:textOutline>
+        </w:rPr>
+      </w:pPr>
+    </w:p>
+    <w:p>
+      <w:pPr>
+        <w:spacing w:after="0" w:line="259" w:lineRule="auto"/>
+        <w:ind w:left="0" w:firstLine="0"/>
+        <w:jc w:val="center"/>
+        <w:rPr>
+          <w:rFonts w:ascii="Aptos" w:hAnsi="Aptos"/>
           <w:bCs/>
           <w:color w:val="000000" w:themeColor="text1"/>
           <w:sz w:val="36"/>
@@ -43,6 +129,26 @@
             <w14:round/>
           </w14:textOutline>
         </w:rPr>
+      </w:pPr>
+      <w:r>
+        <w:rPr>
+          <w:rFonts w:ascii="Aptos" w:hAnsi="Aptos"/>
+          <w:bCs/>
+          <w:color w:val="000000" w:themeColor="text1"/>
+          <w:sz w:val="36"/>
+          <w:szCs w:val="36"/>
+          <w:u w:val="single"/>
+          <w14:shadow w14:blurRad="38100" w14:dist="19050" w14:dir="2700000" w14:sx="100000" w14:sy="100000" w14:kx="0" w14:ky="0" w14:algn="tl">
+            <w14:schemeClr w14:val="dk1">
+              <w14:alpha w14:val="60000"/>
+            </w14:schemeClr>
+          </w14:shadow>
+          <w14:textOutline w14:w="0" w14:cap="flat" w14:cmpd="sng" w14:algn="ctr">
+            <w14:noFill/>
+            <w14:prstDash w14:val="solid"/>
+            <w14:round/>
+          </w14:textOutline>
+        </w:rPr>
         <w:t>CRICKET RULES &amp; REGULATIONS</w:t>
       </w:r>
     </w:p>
@@ -51,6 +157,7 @@
         <w:spacing w:after="0" w:line="259" w:lineRule="auto"/>
         <w:ind w:left="0" w:firstLine="0"/>
         <w:rPr>
+          <w:rFonts w:ascii="Aptos" w:hAnsi="Aptos"/>
           <w:b/>
           <w:bCs/>
         </w:rPr>
@@ -61,22 +168,14 @@
         <w:spacing w:after="0" w:line="259" w:lineRule="auto"/>
         <w:ind w:left="0" w:firstLine="0"/>
         <w:rPr>
-          <w:b/>
-          <w:bCs/>
-        </w:rPr>
-      </w:pPr>
-    </w:p>
-    <w:p>
-      <w:pPr>
-        <w:spacing w:after="0" w:line="259" w:lineRule="auto"/>
-        <w:ind w:left="0" w:firstLine="0"/>
-        <w:rPr>
-          <w:b/>
-          <w:bCs/>
-        </w:rPr>
-      </w:pPr>
-      <w:r>
-        <w:rPr>
+          <w:rFonts w:ascii="Aptos" w:hAnsi="Aptos"/>
+          <w:b/>
+          <w:bCs/>
+        </w:rPr>
+      </w:pPr>
+      <w:r>
+        <w:rPr>
+          <w:rFonts w:ascii="Aptos" w:hAnsi="Aptos"/>
           <w:b/>
           <w:bCs/>
         </w:rPr>
@@ -90,18 +189,28 @@
           <w:numId w:val="6"/>
         </w:numPr>
         <w:spacing w:after="0" w:line="259" w:lineRule="auto"/>
-      </w:pPr>
-      <w:r>
+        <w:rPr>
+          <w:rFonts w:ascii="Aptos" w:hAnsi="Aptos"/>
+        </w:rPr>
+      </w:pPr>
+      <w:r>
+        <w:rPr>
+          <w:rFonts w:ascii="Aptos" w:hAnsi="Aptos"/>
+        </w:rPr>
         <w:t xml:space="preserve">The tournament will be played in a </w:t>
       </w:r>
       <w:r>
         <w:rPr>
+          <w:rFonts w:ascii="Aptos" w:hAnsi="Aptos"/>
           <w:b/>
           <w:bCs/>
         </w:rPr>
         <w:t>Round-Robin League Format</w:t>
       </w:r>
       <w:r>
+        <w:rPr>
+          <w:rFonts w:ascii="Aptos" w:hAnsi="Aptos"/>
+        </w:rPr>
         <w:t>.</w:t>
       </w:r>
     </w:p>
@@ -112,18 +221,28 @@
           <w:numId w:val="6"/>
         </w:numPr>
         <w:spacing w:after="0" w:line="259" w:lineRule="auto"/>
-      </w:pPr>
-      <w:r>
+        <w:rPr>
+          <w:rFonts w:ascii="Aptos" w:hAnsi="Aptos"/>
+        </w:rPr>
+      </w:pPr>
+      <w:r>
+        <w:rPr>
+          <w:rFonts w:ascii="Aptos" w:hAnsi="Aptos"/>
+        </w:rPr>
         <w:t xml:space="preserve">Each team will play </w:t>
       </w:r>
       <w:r>
         <w:rPr>
+          <w:rFonts w:ascii="Aptos" w:hAnsi="Aptos"/>
           <w:b/>
           <w:bCs/>
         </w:rPr>
         <w:t>one match against every other team</w:t>
       </w:r>
       <w:r>
+        <w:rPr>
+          <w:rFonts w:ascii="Aptos" w:hAnsi="Aptos"/>
+        </w:rPr>
         <w:t>.</w:t>
       </w:r>
     </w:p>
@@ -134,12 +253,19 @@
           <w:numId w:val="6"/>
         </w:numPr>
         <w:spacing w:after="0" w:line="259" w:lineRule="auto"/>
-      </w:pPr>
-      <w:r>
+        <w:rPr>
+          <w:rFonts w:ascii="Aptos" w:hAnsi="Aptos"/>
+        </w:rPr>
+      </w:pPr>
+      <w:r>
+        <w:rPr>
+          <w:rFonts w:ascii="Aptos" w:hAnsi="Aptos"/>
+        </w:rPr>
         <w:t xml:space="preserve">With </w:t>
       </w:r>
       <w:r>
         <w:rPr>
+          <w:rFonts w:ascii="Aptos" w:hAnsi="Aptos"/>
           <w:b/>
           <w:bCs/>
         </w:rPr>
@@ -147,16 +273,33 @@
       </w:r>
       <w:r>
         <w:rPr>
+          <w:rFonts w:ascii="Aptos" w:hAnsi="Aptos"/>
           <w:b/>
           <w:bCs/>
         </w:rPr>
         <w:t xml:space="preserve"> teams</w:t>
       </w:r>
       <w:r>
-        <w:t xml:space="preserve">, each team will play a total of </w:t>
-      </w:r>
-      <w:r>
-        <w:rPr>
+        <w:rPr>
+          <w:rFonts w:ascii="Aptos" w:hAnsi="Aptos"/>
+        </w:rPr>
+        <w:t>,</w:t>
+      </w:r>
+      <w:r>
+        <w:rPr>
+          <w:rFonts w:ascii="Aptos" w:hAnsi="Aptos"/>
+        </w:rPr>
+        <w:t xml:space="preserve"> </w:t>
+      </w:r>
+      <w:r>
+        <w:rPr>
+          <w:rFonts w:ascii="Aptos" w:hAnsi="Aptos"/>
+        </w:rPr>
+        <w:t xml:space="preserve">each team will play a total of </w:t>
+      </w:r>
+      <w:r>
+        <w:rPr>
+          <w:rFonts w:ascii="Aptos" w:hAnsi="Aptos"/>
           <w:b/>
           <w:bCs/>
         </w:rPr>
@@ -164,12 +307,16 @@
       </w:r>
       <w:r>
         <w:rPr>
+          <w:rFonts w:ascii="Aptos" w:hAnsi="Aptos"/>
           <w:b/>
           <w:bCs/>
         </w:rPr>
         <w:t xml:space="preserve"> league matches</w:t>
       </w:r>
       <w:r>
+        <w:rPr>
+          <w:rFonts w:ascii="Aptos" w:hAnsi="Aptos"/>
+        </w:rPr>
         <w:t>.</w:t>
       </w:r>
     </w:p>
@@ -180,8 +327,14 @@
           <w:numId w:val="6"/>
         </w:numPr>
         <w:spacing w:after="0" w:line="259" w:lineRule="auto"/>
-      </w:pPr>
-      <w:r>
+        <w:rPr>
+          <w:rFonts w:ascii="Aptos" w:hAnsi="Aptos"/>
+        </w:rPr>
+      </w:pPr>
+      <w:r>
+        <w:rPr>
+          <w:rFonts w:ascii="Aptos" w:hAnsi="Aptos"/>
+        </w:rPr>
         <w:t>Points will be awarded based on the result of each match:</w:t>
       </w:r>
     </w:p>
@@ -192,15 +345,22 @@
           <w:numId w:val="6"/>
         </w:numPr>
         <w:spacing w:after="0" w:line="259" w:lineRule="auto"/>
-      </w:pPr>
-      <w:r>
-        <w:rPr>
+        <w:rPr>
+          <w:rFonts w:ascii="Aptos" w:hAnsi="Aptos"/>
+        </w:rPr>
+      </w:pPr>
+      <w:r>
+        <w:rPr>
+          <w:rFonts w:ascii="Aptos" w:hAnsi="Aptos"/>
           <w:b/>
           <w:bCs/>
         </w:rPr>
         <w:t>Win:</w:t>
       </w:r>
       <w:r>
+        <w:rPr>
+          <w:rFonts w:ascii="Aptos" w:hAnsi="Aptos"/>
+        </w:rPr>
         <w:t xml:space="preserve"> 2 points</w:t>
       </w:r>
     </w:p>
@@ -211,15 +371,22 @@
           <w:numId w:val="6"/>
         </w:numPr>
         <w:spacing w:after="0" w:line="259" w:lineRule="auto"/>
-      </w:pPr>
-      <w:r>
-        <w:rPr>
+        <w:rPr>
+          <w:rFonts w:ascii="Aptos" w:hAnsi="Aptos"/>
+        </w:rPr>
+      </w:pPr>
+      <w:r>
+        <w:rPr>
+          <w:rFonts w:ascii="Aptos" w:hAnsi="Aptos"/>
           <w:b/>
           <w:bCs/>
         </w:rPr>
         <w:t>Loss:</w:t>
       </w:r>
       <w:r>
+        <w:rPr>
+          <w:rFonts w:ascii="Aptos" w:hAnsi="Aptos"/>
+        </w:rPr>
         <w:t xml:space="preserve"> 0 points</w:t>
       </w:r>
     </w:p>
@@ -230,15 +397,22 @@
           <w:numId w:val="6"/>
         </w:numPr>
         <w:spacing w:after="0" w:line="259" w:lineRule="auto"/>
-      </w:pPr>
-      <w:r>
-        <w:rPr>
+        <w:rPr>
+          <w:rFonts w:ascii="Aptos" w:hAnsi="Aptos"/>
+        </w:rPr>
+      </w:pPr>
+      <w:r>
+        <w:rPr>
+          <w:rFonts w:ascii="Aptos" w:hAnsi="Aptos"/>
           <w:b/>
           <w:bCs/>
         </w:rPr>
         <w:t>Tie:</w:t>
       </w:r>
       <w:r>
+        <w:rPr>
+          <w:rFonts w:ascii="Aptos" w:hAnsi="Aptos"/>
+        </w:rPr>
         <w:t xml:space="preserve"> 1 point each</w:t>
       </w:r>
     </w:p>
@@ -249,18 +423,28 @@
           <w:numId w:val="6"/>
         </w:numPr>
         <w:spacing w:after="0" w:line="259" w:lineRule="auto"/>
-      </w:pPr>
-      <w:r>
+        <w:rPr>
+          <w:rFonts w:ascii="Aptos" w:hAnsi="Aptos"/>
+        </w:rPr>
+      </w:pPr>
+      <w:r>
+        <w:rPr>
+          <w:rFonts w:ascii="Aptos" w:hAnsi="Aptos"/>
+        </w:rPr>
         <w:t xml:space="preserve">After completion of all league matches, the teams will be </w:t>
       </w:r>
       <w:r>
         <w:rPr>
+          <w:rFonts w:ascii="Aptos" w:hAnsi="Aptos"/>
           <w:b/>
           <w:bCs/>
         </w:rPr>
         <w:t>ranked according to their total points</w:t>
       </w:r>
       <w:r>
+        <w:rPr>
+          <w:rFonts w:ascii="Aptos" w:hAnsi="Aptos"/>
+        </w:rPr>
         <w:t>.</w:t>
       </w:r>
     </w:p>
@@ -271,28 +455,42 @@
           <w:numId w:val="6"/>
         </w:numPr>
         <w:spacing w:after="0" w:line="259" w:lineRule="auto"/>
-      </w:pPr>
-      <w:r>
+        <w:rPr>
+          <w:rFonts w:ascii="Aptos" w:hAnsi="Aptos"/>
+        </w:rPr>
+      </w:pPr>
+      <w:r>
+        <w:rPr>
+          <w:rFonts w:ascii="Aptos" w:hAnsi="Aptos"/>
+        </w:rPr>
         <w:t xml:space="preserve">The </w:t>
       </w:r>
       <w:r>
         <w:rPr>
+          <w:rFonts w:ascii="Aptos" w:hAnsi="Aptos"/>
           <w:b/>
           <w:bCs/>
         </w:rPr>
         <w:t>1st-ranked and 2nd-ranked teams</w:t>
       </w:r>
       <w:r>
+        <w:rPr>
+          <w:rFonts w:ascii="Aptos" w:hAnsi="Aptos"/>
+        </w:rPr>
         <w:t xml:space="preserve"> will qualify for the </w:t>
       </w:r>
       <w:r>
         <w:rPr>
+          <w:rFonts w:ascii="Aptos" w:hAnsi="Aptos"/>
           <w:b/>
           <w:bCs/>
         </w:rPr>
         <w:t>Final</w:t>
       </w:r>
       <w:r>
+        <w:rPr>
+          <w:rFonts w:ascii="Aptos" w:hAnsi="Aptos"/>
+        </w:rPr>
         <w:t>.</w:t>
       </w:r>
     </w:p>
@@ -303,18 +501,28 @@
           <w:numId w:val="6"/>
         </w:numPr>
         <w:spacing w:after="0" w:line="259" w:lineRule="auto"/>
-      </w:pPr>
-      <w:r>
+        <w:rPr>
+          <w:rFonts w:ascii="Aptos" w:hAnsi="Aptos"/>
+        </w:rPr>
+      </w:pPr>
+      <w:r>
+        <w:rPr>
+          <w:rFonts w:ascii="Aptos" w:hAnsi="Aptos"/>
+        </w:rPr>
         <w:t xml:space="preserve">The Final will be played between </w:t>
       </w:r>
       <w:r>
         <w:rPr>
+          <w:rFonts w:ascii="Aptos" w:hAnsi="Aptos"/>
           <w:b/>
           <w:bCs/>
         </w:rPr>
         <w:t>Team 1 and Team 2</w:t>
       </w:r>
       <w:r>
+        <w:rPr>
+          <w:rFonts w:ascii="Aptos" w:hAnsi="Aptos"/>
+        </w:rPr>
         <w:t>.</w:t>
       </w:r>
     </w:p>
@@ -325,18 +533,28 @@
           <w:numId w:val="6"/>
         </w:numPr>
         <w:spacing w:after="0" w:line="259" w:lineRule="auto"/>
-      </w:pPr>
-      <w:r>
+        <w:rPr>
+          <w:rFonts w:ascii="Aptos" w:hAnsi="Aptos"/>
+        </w:rPr>
+      </w:pPr>
+      <w:r>
+        <w:rPr>
+          <w:rFonts w:ascii="Aptos" w:hAnsi="Aptos"/>
+        </w:rPr>
         <w:t xml:space="preserve">The </w:t>
       </w:r>
       <w:r>
         <w:rPr>
+          <w:rFonts w:ascii="Aptos" w:hAnsi="Aptos"/>
           <w:b/>
           <w:bCs/>
         </w:rPr>
         <w:t>winner of the Final will be declared the Tournament Champion</w:t>
       </w:r>
       <w:r>
+        <w:rPr>
+          <w:rFonts w:ascii="Aptos" w:hAnsi="Aptos"/>
+        </w:rPr>
         <w:t>.</w:t>
       </w:r>
     </w:p>
@@ -347,18 +565,28 @@
           <w:numId w:val="6"/>
         </w:numPr>
         <w:spacing w:after="0" w:line="259" w:lineRule="auto"/>
-      </w:pPr>
-      <w:r>
+        <w:rPr>
+          <w:rFonts w:ascii="Aptos" w:hAnsi="Aptos"/>
+        </w:rPr>
+      </w:pPr>
+      <w:r>
+        <w:rPr>
+          <w:rFonts w:ascii="Aptos" w:hAnsi="Aptos"/>
+        </w:rPr>
         <w:t xml:space="preserve">In case two or more teams have equal points, the ranking will be decided according to the </w:t>
       </w:r>
       <w:r>
         <w:rPr>
+          <w:rFonts w:ascii="Aptos" w:hAnsi="Aptos"/>
           <w:b/>
           <w:bCs/>
         </w:rPr>
         <w:t>Net Run Rate (NRR)</w:t>
       </w:r>
       <w:r>
+        <w:rPr>
+          <w:rFonts w:ascii="Aptos" w:hAnsi="Aptos"/>
+        </w:rPr>
         <w:t>.</w:t>
       </w:r>
     </w:p>
@@ -366,6 +594,9 @@
       <w:pPr>
         <w:spacing w:after="0" w:line="259" w:lineRule="auto"/>
         <w:ind w:left="720" w:firstLine="0"/>
+        <w:rPr>
+          <w:rFonts w:ascii="Aptos" w:hAnsi="Aptos"/>
+        </w:rPr>
       </w:pPr>
     </w:p>
     <w:p>
@@ -373,12 +604,14 @@
         <w:spacing w:after="0" w:line="259" w:lineRule="auto"/>
         <w:ind w:left="0" w:firstLine="0"/>
         <w:rPr>
-          <w:b/>
-          <w:bCs/>
-        </w:rPr>
-      </w:pPr>
-      <w:r>
-        <w:rPr>
+          <w:rFonts w:ascii="Aptos" w:hAnsi="Aptos"/>
+          <w:b/>
+          <w:bCs/>
+        </w:rPr>
+      </w:pPr>
+      <w:r>
+        <w:rPr>
+          <w:rFonts w:ascii="Aptos" w:hAnsi="Aptos"/>
           <w:b/>
           <w:bCs/>
         </w:rPr>
@@ -392,18 +625,28 @@
           <w:numId w:val="7"/>
         </w:numPr>
         <w:spacing w:after="0" w:line="259" w:lineRule="auto"/>
-      </w:pPr>
-      <w:r>
+        <w:rPr>
+          <w:rFonts w:ascii="Aptos" w:hAnsi="Aptos"/>
+        </w:rPr>
+      </w:pPr>
+      <w:r>
+        <w:rPr>
+          <w:rFonts w:ascii="Aptos" w:hAnsi="Aptos"/>
+        </w:rPr>
         <w:t xml:space="preserve">Each match will consist of </w:t>
       </w:r>
       <w:r>
         <w:rPr>
+          <w:rFonts w:ascii="Aptos" w:hAnsi="Aptos"/>
           <w:b/>
           <w:bCs/>
         </w:rPr>
         <w:t>4 overs per team</w:t>
       </w:r>
       <w:r>
+        <w:rPr>
+          <w:rFonts w:ascii="Aptos" w:hAnsi="Aptos"/>
+        </w:rPr>
         <w:t>.</w:t>
       </w:r>
     </w:p>
@@ -414,18 +657,28 @@
           <w:numId w:val="7"/>
         </w:numPr>
         <w:spacing w:after="0" w:line="259" w:lineRule="auto"/>
-      </w:pPr>
-      <w:r>
+        <w:rPr>
+          <w:rFonts w:ascii="Aptos" w:hAnsi="Aptos"/>
+        </w:rPr>
+      </w:pPr>
+      <w:r>
+        <w:rPr>
+          <w:rFonts w:ascii="Aptos" w:hAnsi="Aptos"/>
+        </w:rPr>
         <w:t xml:space="preserve">Each team will consist of </w:t>
       </w:r>
       <w:r>
         <w:rPr>
+          <w:rFonts w:ascii="Aptos" w:hAnsi="Aptos"/>
           <w:b/>
           <w:bCs/>
         </w:rPr>
         <w:t>7 players</w:t>
       </w:r>
       <w:r>
+        <w:rPr>
+          <w:rFonts w:ascii="Aptos" w:hAnsi="Aptos"/>
+        </w:rPr>
         <w:t>.</w:t>
       </w:r>
     </w:p>
@@ -436,8 +689,14 @@
           <w:numId w:val="7"/>
         </w:numPr>
         <w:spacing w:after="0" w:line="259" w:lineRule="auto"/>
-      </w:pPr>
-      <w:r>
+        <w:rPr>
+          <w:rFonts w:ascii="Aptos" w:hAnsi="Aptos"/>
+        </w:rPr>
+      </w:pPr>
+      <w:r>
+        <w:rPr>
+          <w:rFonts w:ascii="Aptos" w:hAnsi="Aptos"/>
+        </w:rPr>
         <w:t>All players must follow the tournament rules.</w:t>
       </w:r>
     </w:p>
@@ -445,6 +704,9 @@
       <w:pPr>
         <w:spacing w:after="0" w:line="259" w:lineRule="auto"/>
         <w:ind w:left="720" w:firstLine="0"/>
+        <w:rPr>
+          <w:rFonts w:ascii="Aptos" w:hAnsi="Aptos"/>
+        </w:rPr>
       </w:pPr>
     </w:p>
     <w:p>
@@ -452,12 +714,14 @@
         <w:spacing w:after="0" w:line="259" w:lineRule="auto"/>
         <w:ind w:left="0" w:firstLine="0"/>
         <w:rPr>
-          <w:b/>
-          <w:bCs/>
-        </w:rPr>
-      </w:pPr>
-      <w:r>
-        <w:rPr>
+          <w:rFonts w:ascii="Aptos" w:hAnsi="Aptos"/>
+          <w:b/>
+          <w:bCs/>
+        </w:rPr>
+      </w:pPr>
+      <w:r>
+        <w:rPr>
+          <w:rFonts w:ascii="Aptos" w:hAnsi="Aptos"/>
           <w:b/>
           <w:bCs/>
         </w:rPr>
@@ -471,18 +735,28 @@
           <w:numId w:val="8"/>
         </w:numPr>
         <w:spacing w:after="0" w:line="259" w:lineRule="auto"/>
-      </w:pPr>
-      <w:r>
+        <w:rPr>
+          <w:rFonts w:ascii="Aptos" w:hAnsi="Aptos"/>
+        </w:rPr>
+      </w:pPr>
+      <w:r>
+        <w:rPr>
+          <w:rFonts w:ascii="Aptos" w:hAnsi="Aptos"/>
+        </w:rPr>
         <w:t xml:space="preserve">The </w:t>
       </w:r>
       <w:r>
         <w:rPr>
+          <w:rFonts w:ascii="Aptos" w:hAnsi="Aptos"/>
           <w:b/>
           <w:bCs/>
         </w:rPr>
         <w:t>first over will be the Bowling Power Play</w:t>
       </w:r>
       <w:r>
+        <w:rPr>
+          <w:rFonts w:ascii="Aptos" w:hAnsi="Aptos"/>
+        </w:rPr>
         <w:t>.</w:t>
       </w:r>
     </w:p>
@@ -493,18 +767,28 @@
           <w:numId w:val="8"/>
         </w:numPr>
         <w:spacing w:after="0" w:line="259" w:lineRule="auto"/>
-      </w:pPr>
-      <w:r>
+        <w:rPr>
+          <w:rFonts w:ascii="Aptos" w:hAnsi="Aptos"/>
+        </w:rPr>
+      </w:pPr>
+      <w:r>
+        <w:rPr>
+          <w:rFonts w:ascii="Aptos" w:hAnsi="Aptos"/>
+        </w:rPr>
         <w:t xml:space="preserve">During the first over, only </w:t>
       </w:r>
       <w:r>
         <w:rPr>
+          <w:rFonts w:ascii="Aptos" w:hAnsi="Aptos"/>
           <w:b/>
           <w:bCs/>
         </w:rPr>
         <w:t>1 fielder will be allowed on the boundary</w:t>
       </w:r>
       <w:r>
+        <w:rPr>
+          <w:rFonts w:ascii="Aptos" w:hAnsi="Aptos"/>
+        </w:rPr>
         <w:t>.</w:t>
       </w:r>
     </w:p>
@@ -515,28 +799,39 @@
           <w:numId w:val="8"/>
         </w:numPr>
         <w:spacing w:after="0" w:line="259" w:lineRule="auto"/>
-      </w:pPr>
-      <w:r>
+        <w:rPr>
+          <w:rFonts w:ascii="Aptos" w:hAnsi="Aptos"/>
+        </w:rPr>
+      </w:pPr>
+      <w:r>
+        <w:rPr>
+          <w:rFonts w:ascii="Aptos" w:hAnsi="Aptos"/>
+        </w:rPr>
         <w:t>All other fielding restrictions will be managed by the match officials.</w:t>
       </w:r>
     </w:p>
     <w:p>
       <w:pPr>
         <w:spacing w:after="0" w:line="259" w:lineRule="auto"/>
-        <w:ind w:left="720" w:firstLine="0"/>
-      </w:pPr>
-    </w:p>
-    <w:p>
-      <w:pPr>
-        <w:spacing w:after="0" w:line="259" w:lineRule="auto"/>
         <w:ind w:left="0" w:firstLine="0"/>
         <w:rPr>
-          <w:b/>
-          <w:bCs/>
-        </w:rPr>
-      </w:pPr>
-      <w:r>
-        <w:rPr>
+          <w:rFonts w:ascii="Aptos" w:hAnsi="Aptos"/>
+        </w:rPr>
+      </w:pPr>
+    </w:p>
+    <w:p>
+      <w:pPr>
+        <w:spacing w:after="0" w:line="259" w:lineRule="auto"/>
+        <w:ind w:left="0" w:firstLine="0"/>
+        <w:rPr>
+          <w:rFonts w:ascii="Aptos" w:hAnsi="Aptos"/>
+          <w:b/>
+          <w:bCs/>
+        </w:rPr>
+      </w:pPr>
+      <w:r>
+        <w:rPr>
+          <w:rFonts w:ascii="Aptos" w:hAnsi="Aptos"/>
           <w:b/>
           <w:bCs/>
         </w:rPr>
@@ -550,9 +845,13 @@
           <w:numId w:val="9"/>
         </w:numPr>
         <w:spacing w:after="0" w:line="259" w:lineRule="auto"/>
-      </w:pPr>
-      <w:r>
-        <w:rPr>
+        <w:rPr>
+          <w:rFonts w:ascii="Aptos" w:hAnsi="Aptos"/>
+        </w:rPr>
+      </w:pPr>
+      <w:r>
+        <w:rPr>
+          <w:rFonts w:ascii="Aptos" w:hAnsi="Aptos"/>
           <w:b/>
           <w:bCs/>
         </w:rPr>
@@ -560,12 +859,16 @@
       </w:r>
       <w:r>
         <w:rPr>
+          <w:rFonts w:ascii="Aptos" w:hAnsi="Aptos"/>
           <w:b/>
           <w:bCs/>
         </w:rPr>
         <w:t>over must be bowled by a player from the Bronze Category</w:t>
       </w:r>
       <w:r>
+        <w:rPr>
+          <w:rFonts w:ascii="Aptos" w:hAnsi="Aptos"/>
+        </w:rPr>
         <w:t>.</w:t>
       </w:r>
     </w:p>
@@ -576,12 +879,19 @@
           <w:numId w:val="9"/>
         </w:numPr>
         <w:spacing w:after="0" w:line="259" w:lineRule="auto"/>
-      </w:pPr>
-      <w:r>
+        <w:rPr>
+          <w:rFonts w:ascii="Aptos" w:hAnsi="Aptos"/>
+        </w:rPr>
+      </w:pPr>
+      <w:r>
+        <w:rPr>
+          <w:rFonts w:ascii="Aptos" w:hAnsi="Aptos"/>
+        </w:rPr>
         <w:t xml:space="preserve">One </w:t>
       </w:r>
       <w:r>
         <w:rPr>
+          <w:rFonts w:ascii="Aptos" w:hAnsi="Aptos"/>
           <w:b/>
           <w:bCs/>
         </w:rPr>
@@ -589,6 +899,7 @@
       </w:r>
       <w:r>
         <w:rPr>
+          <w:rFonts w:ascii="Aptos" w:hAnsi="Aptos"/>
           <w:b/>
           <w:bCs/>
         </w:rPr>
@@ -596,12 +907,16 @@
       </w:r>
       <w:r>
         <w:rPr>
+          <w:rFonts w:ascii="Aptos" w:hAnsi="Aptos"/>
           <w:b/>
           <w:bCs/>
         </w:rPr>
         <w:t>must also be a player from the Bronze Category</w:t>
       </w:r>
       <w:r>
+        <w:rPr>
+          <w:rFonts w:ascii="Aptos" w:hAnsi="Aptos"/>
+        </w:rPr>
         <w:t>.</w:t>
       </w:r>
     </w:p>
@@ -609,6 +924,9 @@
       <w:pPr>
         <w:spacing w:after="0" w:line="259" w:lineRule="auto"/>
         <w:ind w:left="720" w:firstLine="0"/>
+        <w:rPr>
+          <w:rFonts w:ascii="Aptos" w:hAnsi="Aptos"/>
+        </w:rPr>
       </w:pPr>
     </w:p>
     <w:p>
@@ -616,15 +934,18 @@
         <w:spacing w:after="0" w:line="259" w:lineRule="auto"/>
         <w:ind w:left="0" w:firstLine="0"/>
         <w:rPr>
-          <w:b/>
-          <w:bCs/>
-        </w:rPr>
-      </w:pPr>
-      <w:r>
-        <w:rPr>
-          <w:b/>
-          <w:bCs/>
-        </w:rPr>
+          <w:rFonts w:ascii="Aptos" w:hAnsi="Aptos"/>
+          <w:b/>
+          <w:bCs/>
+        </w:rPr>
+      </w:pPr>
+      <w:r>
+        <w:rPr>
+          <w:rFonts w:ascii="Aptos" w:hAnsi="Aptos"/>
+          <w:b/>
+          <w:bCs/>
+        </w:rPr>
+        <w:lastRenderedPageBreak/>
         <w:t>5. Challenge Over</w:t>
       </w:r>
     </w:p>
@@ -635,18 +956,28 @@
           <w:numId w:val="10"/>
         </w:numPr>
         <w:spacing w:after="0" w:line="259" w:lineRule="auto"/>
-      </w:pPr>
-      <w:r>
+        <w:rPr>
+          <w:rFonts w:ascii="Aptos" w:hAnsi="Aptos"/>
+        </w:rPr>
+      </w:pPr>
+      <w:r>
+        <w:rPr>
+          <w:rFonts w:ascii="Aptos" w:hAnsi="Aptos"/>
+        </w:rPr>
         <w:t xml:space="preserve">Before the Challenge Over begins, the </w:t>
       </w:r>
       <w:r>
         <w:rPr>
+          <w:rFonts w:ascii="Aptos" w:hAnsi="Aptos"/>
           <w:b/>
           <w:bCs/>
         </w:rPr>
         <w:t>batsman must first call for the Challenge Over</w:t>
       </w:r>
       <w:r>
+        <w:rPr>
+          <w:rFonts w:ascii="Aptos" w:hAnsi="Aptos"/>
+        </w:rPr>
         <w:t>.</w:t>
       </w:r>
     </w:p>
@@ -657,18 +988,28 @@
           <w:numId w:val="10"/>
         </w:numPr>
         <w:spacing w:after="0" w:line="259" w:lineRule="auto"/>
-      </w:pPr>
-      <w:r>
+        <w:rPr>
+          <w:rFonts w:ascii="Aptos" w:hAnsi="Aptos"/>
+        </w:rPr>
+      </w:pPr>
+      <w:r>
+        <w:rPr>
+          <w:rFonts w:ascii="Aptos" w:hAnsi="Aptos"/>
+        </w:rPr>
         <w:t xml:space="preserve">The batsman will then </w:t>
       </w:r>
       <w:r>
         <w:rPr>
+          <w:rFonts w:ascii="Aptos" w:hAnsi="Aptos"/>
           <w:b/>
           <w:bCs/>
         </w:rPr>
         <w:t>announce the number of runs they believe they can score</w:t>
       </w:r>
       <w:r>
+        <w:rPr>
+          <w:rFonts w:ascii="Aptos" w:hAnsi="Aptos"/>
+        </w:rPr>
         <w:t xml:space="preserve"> during that over.</w:t>
       </w:r>
     </w:p>
@@ -679,9 +1020,13 @@
           <w:numId w:val="10"/>
         </w:numPr>
         <w:spacing w:after="0" w:line="259" w:lineRule="auto"/>
-      </w:pPr>
-      <w:r>
-        <w:rPr>
+        <w:rPr>
+          <w:rFonts w:ascii="Aptos" w:hAnsi="Aptos"/>
+        </w:rPr>
+      </w:pPr>
+      <w:r>
+        <w:rPr>
+          <w:rFonts w:ascii="Aptos" w:hAnsi="Aptos"/>
           <w:b/>
           <w:bCs/>
         </w:rPr>
@@ -695,18 +1040,28 @@
           <w:numId w:val="10"/>
         </w:numPr>
         <w:spacing w:after="0" w:line="259" w:lineRule="auto"/>
-      </w:pPr>
-      <w:r>
+        <w:rPr>
+          <w:rFonts w:ascii="Aptos" w:hAnsi="Aptos"/>
+        </w:rPr>
+      </w:pPr>
+      <w:r>
+        <w:rPr>
+          <w:rFonts w:ascii="Aptos" w:hAnsi="Aptos"/>
+        </w:rPr>
         <w:t xml:space="preserve">If the batsman scores the announced number of runs or more, the </w:t>
       </w:r>
       <w:r>
         <w:rPr>
+          <w:rFonts w:ascii="Aptos" w:hAnsi="Aptos"/>
           <w:b/>
           <w:bCs/>
         </w:rPr>
         <w:t>runs scored during that over will be doubled (2×)</w:t>
       </w:r>
       <w:r>
+        <w:rPr>
+          <w:rFonts w:ascii="Aptos" w:hAnsi="Aptos"/>
+        </w:rPr>
         <w:t>.</w:t>
       </w:r>
     </w:p>
@@ -717,18 +1072,28 @@
           <w:numId w:val="10"/>
         </w:numPr>
         <w:spacing w:after="0" w:line="259" w:lineRule="auto"/>
-      </w:pPr>
-      <w:r>
+        <w:rPr>
+          <w:rFonts w:ascii="Aptos" w:hAnsi="Aptos"/>
+        </w:rPr>
+      </w:pPr>
+      <w:r>
+        <w:rPr>
+          <w:rFonts w:ascii="Aptos" w:hAnsi="Aptos"/>
+        </w:rPr>
         <w:t xml:space="preserve">If the batsman fails to reach the announced target, </w:t>
       </w:r>
       <w:r>
         <w:rPr>
+          <w:rFonts w:ascii="Aptos" w:hAnsi="Aptos"/>
           <w:b/>
           <w:bCs/>
         </w:rPr>
         <w:t>no runs will be awarded for the Challenge Over</w:t>
       </w:r>
       <w:r>
+        <w:rPr>
+          <w:rFonts w:ascii="Aptos" w:hAnsi="Aptos"/>
+        </w:rPr>
         <w:t>.</w:t>
       </w:r>
     </w:p>
@@ -739,39 +1104,37 @@
           <w:numId w:val="10"/>
         </w:numPr>
         <w:spacing w:after="0" w:line="259" w:lineRule="auto"/>
-      </w:pPr>
-      <w:r>
+        <w:rPr>
+          <w:rFonts w:ascii="Aptos" w:hAnsi="Aptos"/>
+        </w:rPr>
+      </w:pPr>
+      <w:r>
+        <w:rPr>
+          <w:rFonts w:ascii="Aptos" w:hAnsi="Aptos"/>
+        </w:rPr>
         <w:t xml:space="preserve">The decision regarding the Challenge Over will be based on the </w:t>
       </w:r>
       <w:r>
         <w:rPr>
+          <w:rFonts w:ascii="Aptos" w:hAnsi="Aptos"/>
           <w:b/>
           <w:bCs/>
         </w:rPr>
         <w:t>official score</w:t>
       </w:r>
       <w:r>
+        <w:rPr>
+          <w:rFonts w:ascii="Aptos" w:hAnsi="Aptos"/>
+        </w:rPr>
         <w:t>.</w:t>
       </w:r>
     </w:p>
     <w:p>
       <w:pPr>
         <w:spacing w:after="0" w:line="259" w:lineRule="auto"/>
-      </w:pPr>
-    </w:p>
-    <w:p>
-      <w:pPr>
-        <w:spacing w:after="0" w:line="259" w:lineRule="auto"/>
-      </w:pPr>
-    </w:p>
-    <w:p>
-      <w:pPr>
-        <w:spacing w:after="0" w:line="259" w:lineRule="auto"/>
-      </w:pPr>
-    </w:p>
-    <w:p>
-      <w:pPr>
-        <w:spacing w:after="0" w:line="259" w:lineRule="auto"/>
+        <w:rPr>
+          <w:rFonts w:ascii="Aptos" w:hAnsi="Aptos"/>
+        </w:rPr>
       </w:pPr>
     </w:p>
     <w:p>
@@ -779,12 +1142,14 @@
         <w:spacing w:after="0" w:line="259" w:lineRule="auto"/>
         <w:ind w:left="0" w:firstLine="0"/>
         <w:rPr>
-          <w:b/>
-          <w:bCs/>
-        </w:rPr>
-      </w:pPr>
-      <w:r>
-        <w:rPr>
+          <w:rFonts w:ascii="Aptos" w:hAnsi="Aptos"/>
+          <w:b/>
+          <w:bCs/>
+        </w:rPr>
+      </w:pPr>
+      <w:r>
+        <w:rPr>
+          <w:rFonts w:ascii="Aptos" w:hAnsi="Aptos"/>
           <w:b/>
           <w:bCs/>
         </w:rPr>
@@ -798,28 +1163,42 @@
           <w:numId w:val="11"/>
         </w:numPr>
         <w:spacing w:after="0" w:line="259" w:lineRule="auto"/>
-      </w:pPr>
-      <w:r>
+        <w:rPr>
+          <w:rFonts w:ascii="Aptos" w:hAnsi="Aptos"/>
+        </w:rPr>
+      </w:pPr>
+      <w:r>
+        <w:rPr>
+          <w:rFonts w:ascii="Aptos" w:hAnsi="Aptos"/>
+        </w:rPr>
         <w:t xml:space="preserve">If the ball </w:t>
       </w:r>
       <w:r>
         <w:rPr>
+          <w:rFonts w:ascii="Aptos" w:hAnsi="Aptos"/>
           <w:b/>
           <w:bCs/>
         </w:rPr>
         <w:t>touches the ground before reaching the boundary</w:t>
       </w:r>
       <w:r>
+        <w:rPr>
+          <w:rFonts w:ascii="Aptos" w:hAnsi="Aptos"/>
+        </w:rPr>
         <w:t xml:space="preserve">, it will be counted as </w:t>
       </w:r>
       <w:r>
         <w:rPr>
+          <w:rFonts w:ascii="Aptos" w:hAnsi="Aptos"/>
           <w:b/>
           <w:bCs/>
         </w:rPr>
         <w:t>4 runs</w:t>
       </w:r>
       <w:r>
+        <w:rPr>
+          <w:rFonts w:ascii="Aptos" w:hAnsi="Aptos"/>
+        </w:rPr>
         <w:t>.</w:t>
       </w:r>
     </w:p>
@@ -830,28 +1209,42 @@
           <w:numId w:val="11"/>
         </w:numPr>
         <w:spacing w:after="0" w:line="259" w:lineRule="auto"/>
-      </w:pPr>
-      <w:r>
+        <w:rPr>
+          <w:rFonts w:ascii="Aptos" w:hAnsi="Aptos"/>
+        </w:rPr>
+      </w:pPr>
+      <w:r>
+        <w:rPr>
+          <w:rFonts w:ascii="Aptos" w:hAnsi="Aptos"/>
+        </w:rPr>
         <w:t xml:space="preserve">If the ball reaches the boundary </w:t>
       </w:r>
       <w:r>
         <w:rPr>
+          <w:rFonts w:ascii="Aptos" w:hAnsi="Aptos"/>
           <w:b/>
           <w:bCs/>
         </w:rPr>
         <w:t>directly without touching the ground</w:t>
       </w:r>
       <w:r>
+        <w:rPr>
+          <w:rFonts w:ascii="Aptos" w:hAnsi="Aptos"/>
+        </w:rPr>
         <w:t xml:space="preserve">, it will be counted as </w:t>
       </w:r>
       <w:r>
         <w:rPr>
+          <w:rFonts w:ascii="Aptos" w:hAnsi="Aptos"/>
           <w:b/>
           <w:bCs/>
         </w:rPr>
         <w:t>6 runs</w:t>
       </w:r>
       <w:r>
+        <w:rPr>
+          <w:rFonts w:ascii="Aptos" w:hAnsi="Aptos"/>
+        </w:rPr>
         <w:t>.</w:t>
       </w:r>
     </w:p>
@@ -862,42 +1255,67 @@
           <w:numId w:val="11"/>
         </w:numPr>
         <w:spacing w:after="0" w:line="259" w:lineRule="auto"/>
-      </w:pPr>
-      <w:r>
+        <w:rPr>
+          <w:rFonts w:ascii="Aptos" w:hAnsi="Aptos"/>
+        </w:rPr>
+      </w:pPr>
+      <w:r>
+        <w:rPr>
+          <w:rFonts w:ascii="Aptos" w:hAnsi="Aptos"/>
+        </w:rPr>
         <w:t xml:space="preserve">If the ball goes directly to the boundary </w:t>
       </w:r>
       <w:r>
         <w:rPr>
+          <w:rFonts w:ascii="Aptos" w:hAnsi="Aptos"/>
           <w:b/>
           <w:bCs/>
         </w:rPr>
         <w:t>after touching the net</w:t>
       </w:r>
       <w:r>
+        <w:rPr>
+          <w:rFonts w:ascii="Aptos" w:hAnsi="Aptos"/>
+        </w:rPr>
         <w:t xml:space="preserve">, it will also be counted as </w:t>
       </w:r>
       <w:r>
         <w:rPr>
+          <w:rFonts w:ascii="Aptos" w:hAnsi="Aptos"/>
           <w:b/>
           <w:bCs/>
         </w:rPr>
         <w:t>6 runs</w:t>
       </w:r>
       <w:r>
+        <w:rPr>
+          <w:rFonts w:ascii="Aptos" w:hAnsi="Aptos"/>
+        </w:rPr>
         <w:t>.</w:t>
       </w:r>
     </w:p>
     <w:p>
       <w:pPr>
         <w:spacing w:after="0" w:line="259" w:lineRule="auto"/>
+        <w:ind w:left="720" w:firstLine="0"/>
+        <w:rPr>
+          <w:rFonts w:ascii="Aptos" w:hAnsi="Aptos"/>
+        </w:rPr>
+      </w:pPr>
+    </w:p>
+    <w:p>
+      <w:pPr>
+        <w:spacing w:after="0" w:line="259" w:lineRule="auto"/>
         <w:ind w:left="0" w:firstLine="0"/>
         <w:rPr>
-          <w:b/>
-          <w:bCs/>
-        </w:rPr>
-      </w:pPr>
-      <w:r>
-        <w:rPr>
+          <w:rFonts w:ascii="Aptos" w:hAnsi="Aptos"/>
+          <w:b/>
+          <w:bCs/>
+        </w:rPr>
+      </w:pPr>
+      <w:r>
+        <w:rPr>
+          <w:rFonts w:ascii="Aptos" w:hAnsi="Aptos"/>
           <w:b/>
           <w:bCs/>
         </w:rPr>
@@ -911,18 +1329,28 @@
           <w:numId w:val="12"/>
         </w:numPr>
         <w:spacing w:after="0" w:line="259" w:lineRule="auto"/>
-      </w:pPr>
-      <w:r>
+        <w:rPr>
+          <w:rFonts w:ascii="Aptos" w:hAnsi="Aptos"/>
+        </w:rPr>
+      </w:pPr>
+      <w:r>
+        <w:rPr>
+          <w:rFonts w:ascii="Aptos" w:hAnsi="Aptos"/>
+        </w:rPr>
         <w:t xml:space="preserve">The </w:t>
       </w:r>
       <w:r>
         <w:rPr>
+          <w:rFonts w:ascii="Aptos" w:hAnsi="Aptos"/>
           <w:b/>
           <w:bCs/>
         </w:rPr>
         <w:t>umpire's decision will be final and binding</w:t>
       </w:r>
       <w:r>
+        <w:rPr>
+          <w:rFonts w:ascii="Aptos" w:hAnsi="Aptos"/>
+        </w:rPr>
         <w:t>.</w:t>
       </w:r>
     </w:p>
@@ -933,18 +1361,28 @@
           <w:numId w:val="12"/>
         </w:numPr>
         <w:spacing w:after="0" w:line="259" w:lineRule="auto"/>
-      </w:pPr>
-      <w:r>
+        <w:rPr>
+          <w:rFonts w:ascii="Aptos" w:hAnsi="Aptos"/>
+        </w:rPr>
+      </w:pPr>
+      <w:r>
+        <w:rPr>
+          <w:rFonts w:ascii="Aptos" w:hAnsi="Aptos"/>
+        </w:rPr>
         <w:t xml:space="preserve">Any dispute or misconduct may result in </w:t>
       </w:r>
       <w:r>
         <w:rPr>
+          <w:rFonts w:ascii="Aptos" w:hAnsi="Aptos"/>
           <w:b/>
           <w:bCs/>
         </w:rPr>
         <w:t>disciplinary action or disqualification</w:t>
       </w:r>
       <w:r>
+        <w:rPr>
+          <w:rFonts w:ascii="Aptos" w:hAnsi="Aptos"/>
+        </w:rPr>
         <w:t>.</w:t>
       </w:r>
     </w:p>
@@ -955,18 +1393,28 @@
           <w:numId w:val="12"/>
         </w:numPr>
         <w:spacing w:after="0" w:line="259" w:lineRule="auto"/>
-      </w:pPr>
-      <w:r>
+        <w:rPr>
+          <w:rFonts w:ascii="Aptos" w:hAnsi="Aptos"/>
+        </w:rPr>
+      </w:pPr>
+      <w:r>
+        <w:rPr>
+          <w:rFonts w:ascii="Aptos" w:hAnsi="Aptos"/>
+        </w:rPr>
         <w:t xml:space="preserve">Teams must </w:t>
       </w:r>
       <w:r>
         <w:rPr>
+          <w:rFonts w:ascii="Aptos" w:hAnsi="Aptos"/>
           <w:b/>
           <w:bCs/>
         </w:rPr>
         <w:t>report to the ground on time</w:t>
       </w:r>
       <w:r>
+        <w:rPr>
+          <w:rFonts w:ascii="Aptos" w:hAnsi="Aptos"/>
+        </w:rPr>
         <w:t>.</w:t>
       </w:r>
     </w:p>
@@ -974,14 +1422,20 @@
       <w:pPr>
         <w:spacing w:after="0" w:line="259" w:lineRule="auto"/>
         <w:ind w:left="0" w:firstLine="0"/>
-      </w:pPr>
-      <w:r>
+        <w:rPr>
+          <w:rFonts w:ascii="Aptos" w:hAnsi="Aptos"/>
+        </w:rPr>
+      </w:pPr>
+      <w:r>
+        <w:rPr>
+          <w:rFonts w:ascii="Aptos" w:hAnsi="Aptos"/>
+        </w:rPr>
         <w:t xml:space="preserve"> </w:t>
       </w:r>
     </w:p>
     <w:sectPr>
       <w:pgSz w:w="12240" w:h="15840"/>
-      <w:pgMar w:top="180" w:right="1531" w:bottom="1440" w:left="1440" w:header="720" w:footer="720" w:gutter="0"/>
+      <w:pgMar w:top="900" w:right="1531" w:bottom="1440" w:left="1440" w:header="720" w:footer="720" w:gutter="0"/>
       <w:cols w:space="720"/>
     </w:sectPr>
   </w:body>
